--- a/TFT_prediction_remedy_plan/_Iteration_2/Errors.docx
+++ b/TFT_prediction_remedy_plan/_Iteration_2/Errors.docx
@@ -4,42 +4,81 @@
   <w:body>
     <w:p>
       <w:r>
-        <w:t>{</w:t>
+        <w:drawing>
+          <wp:inline distT="0" distB="0" distL="0" distR="0" wp14:anchorId="72840E5D" wp14:editId="180CBFA3">
+            <wp:extent cx="5731510" cy="3393440"/>
+            <wp:effectExtent l="0" t="0" r="2540" b="0"/>
+            <wp:docPr id="1" name="Picture 1"/>
+            <wp:cNvGraphicFramePr>
+              <a:graphicFrameLocks xmlns:a="http://schemas.openxmlformats.org/drawingml/2006/main" noChangeAspect="1"/>
+            </wp:cNvGraphicFramePr>
+            <a:graphic xmlns:a="http://schemas.openxmlformats.org/drawingml/2006/main">
+              <a:graphicData uri="http://schemas.openxmlformats.org/drawingml/2006/picture">
+                <pic:pic xmlns:pic="http://schemas.openxmlformats.org/drawingml/2006/picture">
+                  <pic:nvPicPr>
+                    <pic:cNvPr id="1" name=""/>
+                    <pic:cNvPicPr/>
+                  </pic:nvPicPr>
+                  <pic:blipFill>
+                    <a:blip r:embed="rId4"/>
+                    <a:stretch>
+                      <a:fillRect/>
+                    </a:stretch>
+                  </pic:blipFill>
+                  <pic:spPr>
+                    <a:xfrm>
+                      <a:off x="0" y="0"/>
+                      <a:ext cx="5731510" cy="3393440"/>
+                    </a:xfrm>
+                    <a:prstGeom prst="rect">
+                      <a:avLst/>
+                    </a:prstGeom>
+                  </pic:spPr>
+                </pic:pic>
+              </a:graphicData>
+            </a:graphic>
+          </wp:inline>
+        </w:drawing>
       </w:r>
     </w:p>
+    <w:p/>
     <w:p>
       <w:r>
-        <w:tab/>
-        <w:t>"name": "TypeError",</w:t>
-      </w:r>
-    </w:p>
-    <w:p>
-      <w:r>
-        <w:tab/>
-        <w:t>"message": "float() argument must be a string or a real number, not 'datetime.date'",</w:t>
-      </w:r>
-    </w:p>
-    <w:p>
-      <w:r>
-        <w:tab/>
-        <w:t>"stack": "\u001b[1;31m---------------------------------------------------------------------------\u001b[0m\n\u001b[1;31mTypeError\u001b[0m                                 Traceback (most recent call last)\nCell \u001b[1;32mIn[21], line 70\u001b[0m\n\u001b[0;32m     67\u001b[0m future_covariates   \u001b[38;5;241m=\u001b[39m festive_covariates \u001b[38;5;241m+\u001b[39m calendar_covariates\n\u001b[0;32m     69\u001b[0m \u001b[38;5;28;01mfor\u001b[39;00m c \u001b[38;5;129;01min\u001b[39;00m festive_covariates:\n\u001b[1;32m---&gt; 70\u001b[0m     cal[c] \u001b[38;5;241m=\u001b[39m \u001b[43mcal\u001b[49m\u001b[43m[\u001b[49m\u001b[43mc\u001b[49m\u001b[43m]\u001b[49m\u001b[38;5;241;43m.\u001b[39;49m\u001b[43mastype\u001b[49m\u001b[43m(\u001b[49m\u001b[43mnp\u001b[49m\u001b[38;5;241;43m.\u001b[39;49m\u001b[43mfloat32\u001b[49m\u001b[43m)\u001b[49m\n\u001b[0;32m     72\u001b[0m cal_out \u001b[38;5;241m=\u001b[39m cal[[time_col] \u001b[38;5;241m+\u001b[39m future_covariates]\u001b[38;5;241m.\u001b[39mcopy()\n\u001b[0;32m     73\u001b[0m cal_out\u001b[38;5;241m.\u001b[39mto_parquet(calendar_path, index\u001b[38;5;241m=\u001b[39m\u001b[38;5;28;01mFalse\u001b[39;00m)\n\nFile \u001b[1;32mc:\\Users\\G0004878\\Desktop\\Virtual_environments\\darts_gpu\\lib\\site-packages\\pandas\\core\\generic.py:6662\u001b[0m, in \u001b[0;36mNDFrame.astype\u001b[1;34m(self, dtype, copy, errors)\u001b[0m\n\u001b[0;32m   6656\u001b[0m     results \u001b[38;5;241m=\u001b[39m [\n\u001b[0;32m   6657\u001b[0m         ser\u001b[38;5;241m.\u001b[39mastype(dtype, copy\u001b[38;5;241m=\u001b[39mcopy, errors\u001b[38;5;241m=\u001b[39merrors) \u001b[38;5;28;01mfor\u001b[39;00m _, ser \u001b[38;5;129;01min\u001b[39;00m \u001b[38;5;28mself\u001b[39m\u001b[38;5;241m.\u001b[39mitems()\n\u001b[0;32m   6658\u001b[0m     ]\n\u001b[0;32m   6660\u001b[0m \u001b[38;5;28;01melse\u001b[39;00m:\n\u001b[0;32m   6661\u001b[0m     \u001b[38;5;66;03m# else, only a single dtype is given\u001b[39;00m\n\u001b[1;32m-&gt; 6662\u001b[0m     new_data \u001b[38;5;241m=\u001b[39m \u001b[38;5;28;43mself\u001b[39;49m\u001b[38;5;241;43m.\u001b[39;49m\u001b[43m_mgr\u001b[49m\u001b[38;5;241;43m.\u001b[39;49m\u001b[43mastype\u001b[49m\u001b[43m(\u001b[49m\u001b[43mdtype\u001b[49m\u001b[38;5;241;43m=\u001b[39;49m\u001b[43mdtype\u001b[49m\u001b[43m,\u001b[49m\u001b[43m \u001b[49m\u001b[43mcopy\u001b[49m\u001b[38;5;241;43m=\u001b[39;49m\u001b[43mcopy\u001b[49m\u001b[43m,\u001b[49m\u001b[43m \u001b[49m\u001b[43merrors\u001b[49m\u001b[38;5;241;43m=\u001b[39;49m\u001b[43merrors\u001b[49m\u001b[43m)\u001b[49m\n\u001b[0;32m   6663\u001b[0m     res \u001b[38;5;241m=\u001b[39m \u001b[38;5;28mself\u001b[39m\u001b[38;5;241m.\u001b[39m_constructor_from_mgr(new_data, axes\u001b[38;5;241m=\u001b[39mnew_data\u001b[38;5;241m.\u001b[39maxes)\n\u001b[0;32m   6664\u001b[0m     \u001b[38;5;28;01mreturn\u001b[39;00m res\u001b[38;5;241m.\u001b[39m__finalize__(\u001b[38;5;28mself\u001b[39m, method\u001b[38;5;241m=\u001b[39m\u001b[38;5;124m\"\u001b[39m\u001b[38;5;124mastype\u001b[39m\u001b[38;5;124m\"\u001b[39m)\n\nFile \u001b[1;32mc:\\Users\\G0004878\\Desktop\\Virtual_environments\\darts_gpu\\lib\\site-</w:t>
-      </w:r>
-      <w:r>
-        <w:lastRenderedPageBreak/>
-        <w:t xml:space="preserve">packages\\pandas\\core\\internals\\managers.py:430\u001b[0m, in \u001b[0;36mBaseBlockManager.astype\u001b[1;34m(self, dtype, copy, errors)\u001b[0m\n\u001b[0;32m    427\u001b[0m \u001b[38;5;28;01melif\u001b[39;00m using_copy_on_write():\n\u001b[0;32m    428\u001b[0m     copy \u001b[38;5;241m=\u001b[39m \u001b[38;5;28;01mFalse\u001b[39;00m\n\u001b[1;32m--&gt; 430\u001b[0m \u001b[38;5;28;01mreturn\u001b[39;00m \u001b[38;5;28;43mself\u001b[39;49m\u001b[38;5;241;43m.\u001b[39;49m\u001b[43mapply\u001b[49m\u001b[43m(\u001b[49m\n\u001b[0;32m    431\u001b[0m \u001b[43m    \u001b[49m\u001b[38;5;124;43m\"\u001b[39;49m\u001b[38;5;124;43mastype\u001b[39;49m\u001b[38;5;124;43m\"\u001b[39;49m\u001b[43m,\u001b[49m\n\u001b[0;32m    432\u001b[0m \u001b[43m    \u001b[49m\u001b[43mdtype\u001b[49m\u001b[38;5;241;43m=\u001b[39;49m\u001b[43mdtype\u001b[49m\u001b[43m,\u001b[49m\n\u001b[0;32m    433\u001b[0m \u001b[43m    \u001b[49m\u001b[43mcopy\u001b[49m\u001b[38;5;241;43m=\u001b[39;49m\u001b[43mcopy\u001b[49m\u001b[43m,\u001b[49m\n\u001b[0;32m    434\u001b[0m \u001b[43m    \u001b[49m\u001b[43merrors\u001b[49m\u001b[38;5;241;43m=\u001b[39;49m\u001b[43merrors\u001b[49m\u001b[43m,\u001b[49m\n\u001b[0;32m    435\u001b[0m \u001b[43m    \u001b[49m\u001b[43musing_cow\u001b[49m\u001b[38;5;241;43m=\u001b[39;49m\u001b[43musing_copy_on_write\u001b[49m\u001b[43m(\u001b[49m\u001b[43m)\u001b[49m\u001b[43m,\u001b[49m\n\u001b[0;32m    436\u001b[0m \u001b[43m\u001b[49m\u001b[43m)\u001b[49m\n\nFile \u001b[1;32mc:\\Users\\G0004878\\Desktop\\Virtual_environments\\darts_gpu\\lib\\site-packages\\pandas\\core\\internals\\managers.py:363\u001b[0m, in \u001b[0;36mBaseBlockManager.apply\u001b[1;34m(self, f, align_keys, **kwargs)\u001b[0m\n\u001b[0;32m    361\u001b[0m         applied \u001b[38;5;241m=\u001b[39m b\u001b[38;5;241m.\u001b[39mapply(f, \u001b[38;5;241m*\u001b[39m\u001b[38;5;241m*\u001b[39mkwargs)\n\u001b[0;32m    362\u001b[0m     \u001b[38;5;28;01melse\u001b[39;00m:\n\u001b[1;32m--&gt; 363\u001b[0m         applied \u001b[38;5;241m=\u001b[39m \u001b[38;5;28mgetattr\u001b[39m(b, f)(\u001b[38;5;241m*\u001b[39m\u001b[38;5;241m*\u001b[39mkwargs)\n\u001b[0;32m    364\u001b[0m     result_blocks \u001b[38;5;241m=\u001b[39m extend_blocks(applied, result_blocks)\n\u001b[0;32m    366\u001b[0m out \u001b[38;5;241m=\u001b[39m \u001b[38;5;28mtype\u001b[39m(\u001b[38;5;28mself\u001b[39m)\u001b[38;5;241m.\u001b[39mfrom_blocks(result_blocks, \u001b[38;5;28mself\u001b[39m\u001b[38;5;241m.\u001b[39maxes)\n\nFile \u001b[1;32mc:\\Users\\G0004878\\Desktop\\Virtual_environments\\darts_gpu\\lib\\site-packages\\pandas\\core\\internals\\blocks.py:784\u001b[0m, in \u001b[0;36mBlock.astype\u001b[1;34m(self, dtype, copy, errors, using_cow, squeeze)\u001b[0m\n\u001b[0;32m    781\u001b[0m         \u001b[38;5;28;01mraise\u001b[39;00m \u001b[38;5;167;01mValueError\u001b[39;00m(\u001b[38;5;124m\"\u001b[39m\u001b[38;5;124mCan not squeeze with more than one column.\u001b[39m\u001b[38;5;124m\"\u001b[39m)\n\u001b[0;32m    782\u001b[0m     values \u001b[38;5;241m=\u001b[39m values[\u001b[38;5;241m0\u001b[39m, :]  \u001b[38;5;66;03m# type: ignore[call-overload]\u001b[39;00m\n\u001b[1;32m--&gt; 784\u001b[0m new_values \u001b[38;5;241m=\u001b[39m \u001b[43mastype_array_safe\u001b[49m\u001b[43m(\u001b[49m\u001b[43mvalues\u001b[49m\u001b[43m,\u001b[49m\u001b[43m \u001b[49m\u001b[43mdtype\u001b[49m\u001b[43m,\u001b[49m\u001b[43m </w:t>
-      </w:r>
-      <w:r>
-        <w:lastRenderedPageBreak/>
-        <w:t xml:space="preserve">\u001b[49m\u001b[43mcopy\u001b[49m\u001b[38;5;241;43m=\u001b[39;49m\u001b[43mcopy\u001b[49m\u001b[43m,\u001b[49m\u001b[43m \u001b[49m\u001b[43merrors\u001b[49m\u001b[38;5;241;43m=\u001b[39;49m\u001b[43merrors\u001b[49m\u001b[43m)\u001b[49m\n\u001b[0;32m    786\u001b[0m new_values \u001b[38;5;241m=\u001b[39m maybe_coerce_values(new_values)\n\u001b[0;32m    788\u001b[0m refs \u001b[38;5;241m=\u001b[39m \u001b[38;5;28;01mNone\u001b[39;00m\n\nFile \u001b[1;32mc:\\Users\\G0004878\\Desktop\\Virtual_environments\\darts_gpu\\lib\\site-packages\\pandas\\core\\dtypes\\astype.py:237\u001b[0m, in \u001b[0;36mastype_array_safe\u001b[1;34m(values, dtype, copy, errors)\u001b[0m\n\u001b[0;32m    234\u001b[0m     dtype \u001b[38;5;241m=\u001b[39m dtype\u001b[38;5;241m.\u001b[39mnumpy_dtype\n\u001b[0;32m    236\u001b[0m \u001b[38;5;28;01mtry\u001b[39;00m:\n\u001b[1;32m--&gt; 237\u001b[0m     new_values \u001b[38;5;241m=\u001b[39m \u001b[43mastype_array\u001b[49m\u001b[43m(\u001b[49m\u001b[43mvalues\u001b[49m\u001b[43m,\u001b[49m\u001b[43m \u001b[49m\u001b[43mdtype\u001b[49m\u001b[43m,\u001b[49m\u001b[43m \u001b[49m\u001b[43mcopy\u001b[49m\u001b[38;5;241;43m=\u001b[39;49m\u001b[43mcopy\u001b[49m\u001b[43m)\u001b[49m\n\u001b[0;32m    238\u001b[0m \u001b[38;5;28;01mexcept\u001b[39;00m (\u001b[38;5;167;01mValueError\u001b[39;00m, \u001b[38;5;167;01mTypeError\u001b[39;00m):\n\u001b[0;32m    239\u001b[0m     \u001b[38;5;66;03m# e.g. _astype_nansafe can fail on object-dtype of strings\u001b[39;00m\n\u001b[0;32m    240\u001b[0m     \u001b[38;5;66;03m#  trying to convert to float\u001b[39;00m\n\u001b[0;32m    241\u001b[0m     \u001b[38;5;28;01mif\u001b[39;00m errors \u001b[38;5;241m==\u001b[39m \u001b[38;5;124m\"\u001b[39m\u001b[38;5;124mignore\u001b[39m\u001b[38;5;124m\"\u001b[39m:\n\nFile \u001b[1;32mc:\\Users\\G0004878\\Desktop\\Virtual_environments\\darts_gpu\\lib\\site-packages\\pandas\\core\\dtypes\\astype.py:182\u001b[0m, in \u001b[0;36mastype_array\u001b[1;34m(values, dtype, copy)\u001b[0m\n\u001b[0;32m    179\u001b[0m     values \u001b[38;5;241m=\u001b[39m values\u001b[38;5;241m.\u001b[39mastype(dtype, copy\u001b[38;5;241m=\u001b[39mcopy)\n\u001b[0;32m    181\u001b[0m \u001b[38;5;28;01melse\u001b[39;00m:\n\u001b[1;32m--&gt; 182\u001b[0m     values \u001b[38;5;241m=\u001b[39m \u001b[43m_astype_nansafe\u001b[49m\u001b[43m(\u001b[49m\u001b[43mvalues\u001b[49m\u001b[43m,\u001b[49m\u001b[43m \u001b[49m\u001b[43mdtype\u001b[49m\u001b[43m,\u001b[49m\u001b[43m \u001b[49m\u001b[43mcopy\u001b[49m\u001b[38;5;241;43m=\u001b[39;49m\u001b[43mcopy\u001b[49m\u001b[43m)\u001b[49m\n\u001b[0;32m    184\u001b[0m \u001b[38;5;66;03m# in pandas we don't store numpy str dtypes, so convert to object\u001b[39;00m\n\u001b[0;32m    185\u001b[0m \u001b[38;5;28;01mif\u001b[39;00m \u001b[38;5;28misinstance\u001b[39m(dtype, np\u001b[38;5;241m.\u001b[39mdtype) \u001b[38;5;129;01mand\u001b[39;00m \u001b[38;5;28missubclass\u001b[39m(values\u001b[38;5;241m.\u001b[39mdtype\u001b[38;5;241m.\u001b[39mtype, \u001b[38;5;28mstr\u001b[39m):\n\nFile \u001b[1;32mc:\\Users\\G0004878\\Desktop\\Virtual_environments\\darts_gpu\\lib\\site-packages\\pandas\\core\\dtypes\\astype.py:133\u001b[0m, in \u001b[0;36m_astype_nansafe\u001b[1;34m(arr, dtype, copy, skipna)\u001b[0m\n\u001b[0;32m    </w:t>
-      </w:r>
-      <w:r>
-        <w:lastRenderedPageBreak/>
-        <w:t>129\u001b[0m     \u001b[38;5;28;01mraise\u001b[39;00m \u001b[38;5;167;01mValueError\u001b[39;00m(msg)\n\u001b[0;32m    131\u001b[0m \u001b[38;5;28;01mif\u001b[39;00m copy \u001b[38;5;129;01mor\u001b[39;00m arr\u001b[38;5;241m.\u001b[39mdtype \u001b[38;5;241m==\u001b[39m \u001b[38;5;28mobject\u001b[39m \u001b[38;5;129;01mor\u001b[39;00m dtype \u001b[38;5;241m==\u001b[39m \u001b[38;5;28mobject\u001b[39m:\n\u001b[0;32m    132\u001b[0m     \u001b[38;5;66;03m# Explicit copy, or required since NumPy can't view from / to object.\u001b[39;00m\n\u001b[1;32m--&gt; 133\u001b[0m     \u001b[38;5;28;01mreturn\u001b[39;00m \u001b[43marr\u001b[49m\u001b[38;5;241;43m.\u001b[39;49m\u001b[43mastype\u001b[49m\u001b[43m(\u001b[49m\u001b[43mdtype\u001b[49m\u001b[43m,\u001b[49m\u001b[43m \u001b[49m\u001b[43mcopy\u001b[49m\u001b[38;5;241;43m=\u001b[39;49m\u001b[38;5;28;43;01mTrue\u001b[39;49;00m\u001b[43m)\u001b[49m\n\u001b[0;32m    135\u001b[0m \u001b[38;5;28;01mreturn\u001b[39;00m arr\u001b[38;5;241m.\u001b[39mastype(dtype, copy\u001b[38;5;241m=\u001b[39mcopy)\n\n\u001b[1;31mTypeError\u001b[0m: float() argument must be a string or a real number, not 'datetime.date'"</w:t>
-      </w:r>
-    </w:p>
-    <w:p>
-      <w:r>
-        <w:t>}</w:t>
+        <w:drawing>
+          <wp:inline distT="0" distB="0" distL="0" distR="0" wp14:anchorId="6FE6C921" wp14:editId="42DEADE9">
+            <wp:extent cx="5731510" cy="2893695"/>
+            <wp:effectExtent l="0" t="0" r="2540" b="1905"/>
+            <wp:docPr id="2" name="Picture 2"/>
+            <wp:cNvGraphicFramePr>
+              <a:graphicFrameLocks xmlns:a="http://schemas.openxmlformats.org/drawingml/2006/main" noChangeAspect="1"/>
+            </wp:cNvGraphicFramePr>
+            <a:graphic xmlns:a="http://schemas.openxmlformats.org/drawingml/2006/main">
+              <a:graphicData uri="http://schemas.openxmlformats.org/drawingml/2006/picture">
+                <pic:pic xmlns:pic="http://schemas.openxmlformats.org/drawingml/2006/picture">
+                  <pic:nvPicPr>
+                    <pic:cNvPr id="1" name=""/>
+                    <pic:cNvPicPr/>
+                  </pic:nvPicPr>
+                  <pic:blipFill>
+                    <a:blip r:embed="rId5"/>
+                    <a:stretch>
+                      <a:fillRect/>
+                    </a:stretch>
+                  </pic:blipFill>
+                  <pic:spPr>
+                    <a:xfrm>
+                      <a:off x="0" y="0"/>
+                      <a:ext cx="5731510" cy="2893695"/>
+                    </a:xfrm>
+                    <a:prstGeom prst="rect">
+                      <a:avLst/>
+                    </a:prstGeom>
+                  </pic:spPr>
+                </pic:pic>
+              </a:graphicData>
+            </a:graphic>
+          </wp:inline>
+        </w:drawing>
       </w:r>
       <w:bookmarkStart w:id="0" w:name="_GoBack"/>
       <w:bookmarkEnd w:id="0"/>
